--- a/视频/对照文本/08-文本.docx
+++ b/视频/对照文本/08-文本.docx
@@ -410,7 +410,7 @@
                 <w:color w:val="F472B6"/>
                 <w:sz w:val="21"/>
               </w:rPr>
-              <w:t>逾</w:t>
+              <w:t>超过/多于</w:t>
             </w:r>
           </w:p>
         </w:tc>
@@ -450,7 +450,7 @@
                 <w:color w:val="BEF264"/>
                 <w:sz w:val="21"/>
               </w:rPr>
-              <w:t>丧命</w:t>
+              <w:t>丧生</w:t>
             </w:r>
             <w:r>
               <w:rPr>
@@ -553,7 +553,25 @@
                 <w:color w:val="F0F7F2"/>
                 <w:sz w:val="26"/>
               </w:rPr>
-              <w:t xml:space="preserve"> to miasma,</w:t>
+              <w:t xml:space="preserve"> </w:t>
+            </w:r>
+            <w:r>
+              <w:rPr>
+                <w:rFonts w:ascii="Calibri" w:hAnsi="Calibri" w:eastAsia="微软雅黑"/>
+                <w:b/>
+                <w:color w:val="C4B5FD"/>
+                <w:sz w:val="26"/>
+              </w:rPr>
+              <w:t>to</w:t>
+            </w:r>
+            <w:r>
+              <w:rPr>
+                <w:rFonts w:ascii="Calibri" w:hAnsi="Calibri" w:eastAsia="微软雅黑"/>
+                <w:b w:val="0"/>
+                <w:color w:val="F0F7F2"/>
+                <w:sz w:val="26"/>
+              </w:rPr>
+              <w:t xml:space="preserve"> miasma,</w:t>
             </w:r>
           </w:p>
         </w:tc>
@@ -591,8 +609,8 @@
             <w:r>
               <w:rPr>
                 <w:rFonts w:ascii="Calibri" w:hAnsi="Calibri" w:eastAsia="微软雅黑"/>
-                <w:b w:val="0"/>
-                <w:color w:val="AAC4B6"/>
+                <w:b/>
+                <w:color w:val="C4B5FD"/>
                 <w:sz w:val="21"/>
               </w:rPr>
               <w:t>把</w:t>
@@ -687,7 +705,7 @@
               <w:rPr>
                 <w:rFonts w:ascii="Calibri" w:hAnsi="Calibri" w:eastAsia="微软雅黑"/>
                 <w:b/>
-                <w:color w:val="5EEAD4"/>
+                <w:color w:val="FCA5A5"/>
                 <w:sz w:val="26"/>
               </w:rPr>
               <w:t>foul</w:t>
@@ -705,7 +723,7 @@
               <w:rPr>
                 <w:rFonts w:ascii="Calibri" w:hAnsi="Calibri" w:eastAsia="微软雅黑"/>
                 <w:b/>
-                <w:color w:val="FCA5A5"/>
+                <w:color w:val="FBBF24"/>
                 <w:sz w:val="26"/>
               </w:rPr>
               <w:t>arising</w:t>
@@ -723,7 +741,7 @@
               <w:rPr>
                 <w:rFonts w:ascii="Calibri" w:hAnsi="Calibri" w:eastAsia="微软雅黑"/>
                 <w:b/>
-                <w:color w:val="FBBF24"/>
+                <w:color w:val="38BDF8"/>
                 <w:sz w:val="26"/>
               </w:rPr>
               <w:t>filth</w:t>
@@ -772,7 +790,7 @@
               <w:rPr>
                 <w:rFonts w:ascii="Calibri" w:hAnsi="Calibri" w:eastAsia="微软雅黑"/>
                 <w:b/>
-                <w:color w:val="FBBF24"/>
+                <w:color w:val="38BDF8"/>
                 <w:sz w:val="21"/>
               </w:rPr>
               <w:t>污秽</w:t>
@@ -808,7 +826,7 @@
               <w:rPr>
                 <w:rFonts w:ascii="Calibri" w:hAnsi="Calibri" w:eastAsia="微软雅黑"/>
                 <w:b/>
-                <w:color w:val="FCA5A5"/>
+                <w:color w:val="FBBF24"/>
                 <w:sz w:val="21"/>
               </w:rPr>
               <w:t>产生</w:t>
@@ -835,7 +853,7 @@
               <w:rPr>
                 <w:rFonts w:ascii="Calibri" w:hAnsi="Calibri" w:eastAsia="微软雅黑"/>
                 <w:b/>
-                <w:color w:val="5EEAD4"/>
+                <w:color w:val="FCA5A5"/>
                 <w:sz w:val="21"/>
               </w:rPr>
               <w:t>污浊的</w:t>
@@ -943,7 +961,7 @@
               <w:rPr>
                 <w:rFonts w:ascii="Calibri" w:hAnsi="Calibri" w:eastAsia="微软雅黑"/>
                 <w:b/>
-                <w:color w:val="38BDF8"/>
+                <w:color w:val="F472B6"/>
                 <w:sz w:val="26"/>
               </w:rPr>
               <w:t>physician</w:t>
@@ -1003,7 +1021,7 @@
               <w:rPr>
                 <w:rFonts w:ascii="Calibri" w:hAnsi="Calibri" w:eastAsia="微软雅黑"/>
                 <w:b/>
-                <w:color w:val="38BDF8"/>
+                <w:color w:val="F472B6"/>
                 <w:sz w:val="21"/>
               </w:rPr>
               <w:t>内科医生</w:t>
@@ -1065,7 +1083,7 @@
               <w:rPr>
                 <w:rFonts w:ascii="Calibri" w:hAnsi="Calibri" w:eastAsia="微软雅黑"/>
                 <w:b/>
-                <w:color w:val="F472B6"/>
+                <w:color w:val="BEF264"/>
                 <w:sz w:val="26"/>
               </w:rPr>
               <w:t>convinced</w:t>
@@ -1123,7 +1141,7 @@
               <w:rPr>
                 <w:rFonts w:ascii="Calibri" w:hAnsi="Calibri" w:eastAsia="微软雅黑"/>
                 <w:b/>
-                <w:color w:val="BEF264"/>
+                <w:color w:val="C4B5FD"/>
                 <w:sz w:val="26"/>
               </w:rPr>
               <w:t>swallowed</w:t>
@@ -1161,7 +1179,7 @@
               <w:rPr>
                 <w:rFonts w:ascii="Calibri" w:hAnsi="Calibri" w:eastAsia="微软雅黑"/>
                 <w:b/>
-                <w:color w:val="C4B5FD"/>
+                <w:color w:val="FB923C"/>
                 <w:sz w:val="26"/>
               </w:rPr>
               <w:t>inhaled</w:t>
@@ -1210,7 +1228,7 @@
               <w:rPr>
                 <w:rFonts w:ascii="Calibri" w:hAnsi="Calibri" w:eastAsia="微软雅黑"/>
                 <w:b/>
-                <w:color w:val="F472B6"/>
+                <w:color w:val="BEF264"/>
                 <w:sz w:val="21"/>
               </w:rPr>
               <w:t>确信</w:t>
@@ -1268,7 +1286,7 @@
               <w:rPr>
                 <w:rFonts w:ascii="Calibri" w:hAnsi="Calibri" w:eastAsia="微软雅黑"/>
                 <w:b/>
-                <w:color w:val="BEF264"/>
+                <w:color w:val="C4B5FD"/>
                 <w:sz w:val="21"/>
               </w:rPr>
               <w:t>吞</w:t>
@@ -1324,7 +1342,7 @@
               <w:rPr>
                 <w:rFonts w:ascii="Calibri" w:hAnsi="Calibri" w:eastAsia="微软雅黑"/>
                 <w:b/>
-                <w:color w:val="C4B5FD"/>
+                <w:color w:val="FB923C"/>
                 <w:sz w:val="21"/>
               </w:rPr>
               <w:t>吸</w:t>
@@ -1577,7 +1595,7 @@
               <w:rPr>
                 <w:rFonts w:ascii="Calibri" w:hAnsi="Calibri" w:eastAsia="微软雅黑"/>
                 <w:b/>
-                <w:color w:val="FB923C"/>
+                <w:color w:val="5EEAD4"/>
                 <w:sz w:val="26"/>
               </w:rPr>
               <w:t>hesitated</w:t>
@@ -1646,7 +1664,7 @@
               <w:rPr>
                 <w:rFonts w:ascii="Calibri" w:hAnsi="Calibri" w:eastAsia="微软雅黑"/>
                 <w:b/>
-                <w:color w:val="FB923C"/>
+                <w:color w:val="5EEAD4"/>
                 <w:sz w:val="21"/>
               </w:rPr>
               <w:t>犹豫</w:t>
@@ -1720,7 +1738,7 @@
               <w:rPr>
                 <w:rFonts w:ascii="Calibri" w:hAnsi="Calibri" w:eastAsia="微软雅黑"/>
                 <w:b/>
-                <w:color w:val="5EEAD4"/>
+                <w:color w:val="FCA5A5"/>
                 <w:sz w:val="26"/>
               </w:rPr>
               <w:t>consulted</w:t>
@@ -1749,7 +1767,7 @@
               <w:rPr>
                 <w:rFonts w:ascii="Calibri" w:hAnsi="Calibri" w:eastAsia="微软雅黑"/>
                 <w:b/>
-                <w:color w:val="FCA5A5"/>
+                <w:color w:val="FBBF24"/>
                 <w:sz w:val="26"/>
               </w:rPr>
               <w:t>register</w:t>
@@ -1789,7 +1807,7 @@
               <w:rPr>
                 <w:rFonts w:ascii="Calibri" w:hAnsi="Calibri" w:eastAsia="微软雅黑"/>
                 <w:b/>
-                <w:color w:val="FBBF24"/>
+                <w:color w:val="38BDF8"/>
                 <w:sz w:val="26"/>
               </w:rPr>
               <w:t>bereaved</w:t>
@@ -1840,7 +1858,7 @@
               <w:rPr>
                 <w:rFonts w:ascii="Calibri" w:hAnsi="Calibri" w:eastAsia="微软雅黑"/>
                 <w:b/>
-                <w:color w:val="5EEAD4"/>
+                <w:color w:val="FCA5A5"/>
                 <w:sz w:val="21"/>
               </w:rPr>
               <w:t>查阅了</w:t>
@@ -1878,7 +1896,7 @@
               <w:rPr>
                 <w:rFonts w:ascii="Calibri" w:hAnsi="Calibri" w:eastAsia="微软雅黑"/>
                 <w:b/>
-                <w:color w:val="FCA5A5"/>
+                <w:color w:val="FBBF24"/>
                 <w:sz w:val="21"/>
               </w:rPr>
               <w:t>登记册</w:t>
@@ -1927,7 +1945,7 @@
               <w:rPr>
                 <w:rFonts w:ascii="Calibri" w:hAnsi="Calibri" w:eastAsia="微软雅黑"/>
                 <w:b/>
-                <w:color w:val="FBBF24"/>
+                <w:color w:val="38BDF8"/>
                 <w:sz w:val="21"/>
               </w:rPr>
               <w:t>痛失亲人的</w:t>
@@ -2010,7 +2028,16 @@
                 <w:color w:val="F0F7F2"/>
                 <w:sz w:val="26"/>
               </w:rPr>
-              <w:t>Most victims</w:t>
+              <w:t xml:space="preserve">Most </w:t>
+            </w:r>
+            <w:r>
+              <w:rPr>
+                <w:rFonts w:ascii="Calibri" w:hAnsi="Calibri" w:eastAsia="微软雅黑"/>
+                <w:b/>
+                <w:color w:val="F472B6"/>
+                <w:sz w:val="26"/>
+              </w:rPr>
+              <w:t>victims</w:t>
             </w:r>
           </w:p>
         </w:tc>
@@ -2068,11 +2095,29 @@
             <w:r>
               <w:rPr>
                 <w:rFonts w:ascii="Calibri" w:hAnsi="Calibri" w:eastAsia="微软雅黑"/>
+                <w:b/>
+                <w:color w:val="F472B6"/>
+                <w:sz w:val="21"/>
+              </w:rPr>
+              <w:t>罹难者</w:t>
+            </w:r>
+            <w:r>
+              <w:rPr>
+                <w:rFonts w:ascii="Calibri" w:hAnsi="Calibri" w:eastAsia="微软雅黑"/>
                 <w:b w:val="0"/>
                 <w:color w:val="AAC4B6"/>
                 <w:sz w:val="21"/>
               </w:rPr>
-              <w:t>死者大多</w:t>
+              <w:t xml:space="preserve"> </w:t>
+            </w:r>
+            <w:r>
+              <w:rPr>
+                <w:rFonts w:ascii="Calibri" w:hAnsi="Calibri" w:eastAsia="微软雅黑"/>
+                <w:b w:val="0"/>
+                <w:color w:val="AAC4B6"/>
+                <w:sz w:val="21"/>
+              </w:rPr>
+              <w:t>大多</w:t>
             </w:r>
           </w:p>
         </w:tc>
@@ -2166,7 +2211,7 @@
               <w:rPr>
                 <w:rFonts w:ascii="Calibri" w:hAnsi="Calibri" w:eastAsia="微软雅黑"/>
                 <w:b/>
-                <w:color w:val="38BDF8"/>
+                <w:color w:val="BEF264"/>
                 <w:sz w:val="26"/>
               </w:rPr>
               <w:t>urging</w:t>
@@ -2195,7 +2240,7 @@
               <w:rPr>
                 <w:rFonts w:ascii="Calibri" w:hAnsi="Calibri" w:eastAsia="微软雅黑"/>
                 <w:b/>
-                <w:color w:val="F472B6"/>
+                <w:color w:val="C4B5FD"/>
                 <w:sz w:val="26"/>
               </w:rPr>
               <w:t>parish</w:t>
@@ -2264,7 +2309,7 @@
               <w:rPr>
                 <w:rFonts w:ascii="Calibri" w:hAnsi="Calibri" w:eastAsia="微软雅黑"/>
                 <w:b/>
-                <w:color w:val="38BDF8"/>
+                <w:color w:val="BEF264"/>
                 <w:sz w:val="21"/>
               </w:rPr>
               <w:t>敦促</w:t>
@@ -2302,7 +2347,7 @@
               <w:rPr>
                 <w:rFonts w:ascii="Calibri" w:hAnsi="Calibri" w:eastAsia="微软雅黑"/>
                 <w:b/>
-                <w:color w:val="F472B6"/>
+                <w:color w:val="C4B5FD"/>
                 <w:sz w:val="21"/>
               </w:rPr>
               <w:t>教区</w:t>
@@ -2426,7 +2471,7 @@
               <w:rPr>
                 <w:rFonts w:ascii="Calibri" w:hAnsi="Calibri" w:eastAsia="微软雅黑"/>
                 <w:b/>
-                <w:color w:val="BEF264"/>
+                <w:color w:val="FB923C"/>
                 <w:sz w:val="26"/>
               </w:rPr>
               <w:t>fatal</w:t>
@@ -2475,7 +2520,7 @@
               <w:rPr>
                 <w:rFonts w:ascii="Calibri" w:hAnsi="Calibri" w:eastAsia="微软雅黑"/>
                 <w:b/>
-                <w:color w:val="C4B5FD"/>
+                <w:color w:val="5EEAD4"/>
                 <w:sz w:val="26"/>
               </w:rPr>
               <w:t>plunged</w:t>
@@ -2493,7 +2538,7 @@
               <w:rPr>
                 <w:rFonts w:ascii="Calibri" w:hAnsi="Calibri" w:eastAsia="微软雅黑"/>
                 <w:b/>
-                <w:color w:val="FB923C"/>
+                <w:color w:val="FCA5A5"/>
                 <w:sz w:val="26"/>
               </w:rPr>
               <w:t>peak</w:t>
@@ -2584,7 +2629,7 @@
               <w:rPr>
                 <w:rFonts w:ascii="Calibri" w:hAnsi="Calibri" w:eastAsia="微软雅黑"/>
                 <w:b/>
-                <w:color w:val="BEF264"/>
+                <w:color w:val="FB923C"/>
                 <w:sz w:val="21"/>
               </w:rPr>
               <w:t>致死</w:t>
@@ -2660,7 +2705,7 @@
               <w:rPr>
                 <w:rFonts w:ascii="Calibri" w:hAnsi="Calibri" w:eastAsia="微软雅黑"/>
                 <w:b/>
-                <w:color w:val="FB923C"/>
+                <w:color w:val="FCA5A5"/>
                 <w:sz w:val="21"/>
               </w:rPr>
               <w:t>峰值</w:t>
@@ -2678,7 +2723,7 @@
               <w:rPr>
                 <w:rFonts w:ascii="Calibri" w:hAnsi="Calibri" w:eastAsia="微软雅黑"/>
                 <w:b/>
-                <w:color w:val="C4B5FD"/>
+                <w:color w:val="5EEAD4"/>
                 <w:sz w:val="21"/>
               </w:rPr>
               <w:t>骤降</w:t>
@@ -2960,10 +3005,10 @@
               <w:rPr>
                 <w:rFonts w:ascii="Calibri" w:hAnsi="Calibri" w:eastAsia="微软雅黑"/>
                 <w:b/>
-                <w:color w:val="5EEAD4"/>
+                <w:color w:val="FBBF24"/>
                 <w:sz w:val="26"/>
               </w:rPr>
-              <w:t>clinical</w:t>
+              <w:t>clinical medicine</w:t>
             </w:r>
             <w:r>
               <w:rPr>
@@ -2972,7 +3017,7 @@
                 <w:color w:val="F0F7F2"/>
                 <w:sz w:val="26"/>
               </w:rPr>
-              <w:t xml:space="preserve"> medicine,</w:t>
+              <w:t>,</w:t>
             </w:r>
           </w:p>
         </w:tc>
@@ -3049,10 +3094,10 @@
               <w:rPr>
                 <w:rFonts w:ascii="Calibri" w:hAnsi="Calibri" w:eastAsia="微软雅黑"/>
                 <w:b/>
-                <w:color w:val="5EEAD4"/>
+                <w:color w:val="FBBF24"/>
                 <w:sz w:val="21"/>
               </w:rPr>
-              <w:t>临床</w:t>
+              <w:t>临床医学</w:t>
             </w:r>
             <w:r>
               <w:rPr>
@@ -3070,7 +3115,7 @@
                 <w:color w:val="AAC4B6"/>
                 <w:sz w:val="21"/>
               </w:rPr>
-              <w:t>医学教授，</w:t>
+              <w:t>教授，</w:t>
             </w:r>
           </w:p>
         </w:tc>
@@ -3109,7 +3154,7 @@
               <w:rPr>
                 <w:rFonts w:ascii="Calibri" w:hAnsi="Calibri" w:eastAsia="微软雅黑"/>
                 <w:b/>
-                <w:color w:val="FCA5A5"/>
+                <w:color w:val="38BDF8"/>
                 <w:sz w:val="26"/>
               </w:rPr>
               <w:t>interpreted</w:t>
@@ -3127,7 +3172,7 @@
               <w:rPr>
                 <w:rFonts w:ascii="Calibri" w:hAnsi="Calibri" w:eastAsia="微软雅黑"/>
                 <w:b/>
-                <w:color w:val="FBBF24"/>
+                <w:color w:val="F472B6"/>
                 <w:sz w:val="26"/>
               </w:rPr>
               <w:t>cluster</w:t>
@@ -3165,7 +3210,7 @@
               <w:rPr>
                 <w:rFonts w:ascii="Calibri" w:hAnsi="Calibri" w:eastAsia="微软雅黑"/>
                 <w:b/>
-                <w:color w:val="38BDF8"/>
+                <w:color w:val="BEF264"/>
                 <w:sz w:val="26"/>
               </w:rPr>
               <w:t>poison</w:t>
@@ -3183,7 +3228,7 @@
               <w:rPr>
                 <w:rFonts w:ascii="Calibri" w:hAnsi="Calibri" w:eastAsia="微软雅黑"/>
                 <w:b/>
-                <w:color w:val="F472B6"/>
+                <w:color w:val="C4B5FD"/>
                 <w:sz w:val="26"/>
               </w:rPr>
               <w:t>drifting</w:t>
@@ -3232,7 +3277,7 @@
               <w:rPr>
                 <w:rFonts w:ascii="Calibri" w:hAnsi="Calibri" w:eastAsia="微软雅黑"/>
                 <w:b/>
-                <w:color w:val="FBBF24"/>
+                <w:color w:val="F472B6"/>
                 <w:sz w:val="21"/>
               </w:rPr>
               <w:t>聚集</w:t>
@@ -3250,7 +3295,7 @@
               <w:rPr>
                 <w:rFonts w:ascii="Calibri" w:hAnsi="Calibri" w:eastAsia="微软雅黑"/>
                 <w:b/>
-                <w:color w:val="FCA5A5"/>
+                <w:color w:val="38BDF8"/>
                 <w:sz w:val="21"/>
               </w:rPr>
               <w:t>解读</w:t>
@@ -3288,7 +3333,7 @@
               <w:rPr>
                 <w:rFonts w:ascii="Calibri" w:hAnsi="Calibri" w:eastAsia="微软雅黑"/>
                 <w:b/>
-                <w:color w:val="F472B6"/>
+                <w:color w:val="C4B5FD"/>
                 <w:sz w:val="21"/>
               </w:rPr>
               <w:t>飘散</w:t>
@@ -3324,7 +3369,7 @@
               <w:rPr>
                 <w:rFonts w:ascii="Calibri" w:hAnsi="Calibri" w:eastAsia="微软雅黑"/>
                 <w:b/>
-                <w:color w:val="38BDF8"/>
+                <w:color w:val="BEF264"/>
                 <w:sz w:val="21"/>
               </w:rPr>
               <w:t>毒素</w:t>
@@ -3455,7 +3500,7 @@
               <w:rPr>
                 <w:rFonts w:ascii="Calibri" w:hAnsi="Calibri" w:eastAsia="微软雅黑"/>
                 <w:b/>
-                <w:color w:val="BEF264"/>
+                <w:color w:val="FB923C"/>
                 <w:sz w:val="26"/>
               </w:rPr>
               <w:t>chart</w:t>
@@ -3575,10 +3620,10 @@
               <w:rPr>
                 <w:rFonts w:ascii="Calibri" w:hAnsi="Calibri" w:eastAsia="微软雅黑"/>
                 <w:b/>
-                <w:color w:val="BEF264"/>
+                <w:color w:val="FB923C"/>
                 <w:sz w:val="21"/>
               </w:rPr>
-              <w:t>标出</w:t>
+              <w:t>绘制/记录</w:t>
             </w:r>
           </w:p>
         </w:tc>
@@ -3618,7 +3663,7 @@
                 <w:color w:val="AAC4B6"/>
                 <w:sz w:val="21"/>
               </w:rPr>
-              <w:t>标不出他们喝了什么。</w:t>
+              <w:t>绘制/记录不了他们喝了什么。</w:t>
             </w:r>
           </w:p>
         </w:tc>
@@ -3673,7 +3718,7 @@
               <w:rPr>
                 <w:rFonts w:ascii="Calibri" w:hAnsi="Calibri" w:eastAsia="微软雅黑"/>
                 <w:b/>
-                <w:color w:val="C4B5FD"/>
+                <w:color w:val="5EEAD4"/>
                 <w:sz w:val="26"/>
               </w:rPr>
               <w:t>crucial</w:t>
@@ -3721,17 +3766,26 @@
             <w:r>
               <w:rPr>
                 <w:rFonts w:ascii="Calibri" w:hAnsi="Calibri" w:eastAsia="微软雅黑"/>
+                <w:b/>
+                <w:color w:val="FCA5A5"/>
+                <w:sz w:val="26"/>
+              </w:rPr>
+              <w:t>lay in</w:t>
+            </w:r>
+            <w:r>
+              <w:rPr>
+                <w:rFonts w:ascii="Calibri" w:hAnsi="Calibri" w:eastAsia="微软雅黑"/>
                 <w:b w:val="0"/>
                 <w:color w:val="F0F7F2"/>
                 <w:sz w:val="26"/>
               </w:rPr>
-              <w:t xml:space="preserve">lay in </w:t>
+              <w:t xml:space="preserve"> </w:t>
             </w:r>
             <w:r>
               <w:rPr>
                 <w:rFonts w:ascii="Calibri" w:hAnsi="Calibri" w:eastAsia="微软雅黑"/>
                 <w:b/>
-                <w:color w:val="FB923C"/>
+                <w:color w:val="FBBF24"/>
                 <w:sz w:val="26"/>
               </w:rPr>
               <w:t>exceptions</w:t>
@@ -3762,10 +3816,10 @@
               <w:rPr>
                 <w:rFonts w:ascii="Calibri" w:hAnsi="Calibri" w:eastAsia="微软雅黑"/>
                 <w:b/>
-                <w:color w:val="C4B5FD"/>
+                <w:color w:val="5EEAD4"/>
                 <w:sz w:val="21"/>
               </w:rPr>
-              <w:t>关键</w:t>
+              <w:t>至关重要的/决定性的</w:t>
             </w:r>
             <w:r>
               <w:rPr>
@@ -3823,7 +3877,7 @@
                 <w:color w:val="AAC4B6"/>
                 <w:sz w:val="21"/>
               </w:rPr>
-              <w:t>就藏在那些</w:t>
+              <w:t>就</w:t>
             </w:r>
             <w:r>
               <w:rPr>
@@ -3838,10 +3892,10 @@
               <w:rPr>
                 <w:rFonts w:ascii="Calibri" w:hAnsi="Calibri" w:eastAsia="微软雅黑"/>
                 <w:b/>
-                <w:color w:val="FB923C"/>
+                <w:color w:val="FCA5A5"/>
                 <w:sz w:val="21"/>
               </w:rPr>
-              <w:t>例外</w:t>
+              <w:t>在于</w:t>
             </w:r>
             <w:r>
               <w:rPr>
@@ -3859,7 +3913,52 @@
                 <w:color w:val="AAC4B6"/>
                 <w:sz w:val="21"/>
               </w:rPr>
-              <w:t>里。</w:t>
+              <w:t>那些</w:t>
+            </w:r>
+            <w:r>
+              <w:rPr>
+                <w:rFonts w:ascii="Calibri" w:hAnsi="Calibri" w:eastAsia="微软雅黑"/>
+                <w:b w:val="0"/>
+                <w:color w:val="AAC4B6"/>
+                <w:sz w:val="21"/>
+              </w:rPr>
+              <w:t xml:space="preserve"> </w:t>
+            </w:r>
+            <w:r>
+              <w:rPr>
+                <w:rFonts w:ascii="Calibri" w:hAnsi="Calibri" w:eastAsia="微软雅黑"/>
+                <w:b/>
+                <w:color w:val="FBBF24"/>
+                <w:sz w:val="21"/>
+              </w:rPr>
+              <w:t>例外/个例</w:t>
+            </w:r>
+            <w:r>
+              <w:rPr>
+                <w:rFonts w:ascii="Calibri" w:hAnsi="Calibri" w:eastAsia="微软雅黑"/>
+                <w:b w:val="0"/>
+                <w:color w:val="AAC4B6"/>
+                <w:sz w:val="21"/>
+              </w:rPr>
+              <w:t xml:space="preserve"> </w:t>
+            </w:r>
+            <w:r>
+              <w:rPr>
+                <w:rFonts w:ascii="Calibri" w:hAnsi="Calibri" w:eastAsia="微软雅黑"/>
+                <w:b/>
+                <w:color w:val="FCA5A5"/>
+                <w:sz w:val="21"/>
+              </w:rPr>
+              <w:t>中</w:t>
+            </w:r>
+            <w:r>
+              <w:rPr>
+                <w:rFonts w:ascii="Calibri" w:hAnsi="Calibri" w:eastAsia="微软雅黑"/>
+                <w:b w:val="0"/>
+                <w:color w:val="AAC4B6"/>
+                <w:sz w:val="21"/>
+              </w:rPr>
+              <w:t>。</w:t>
             </w:r>
           </w:p>
         </w:tc>
@@ -3916,7 +4015,7 @@
               <w:rPr>
                 <w:rFonts w:ascii="Calibri" w:hAnsi="Calibri" w:eastAsia="微软雅黑"/>
                 <w:b/>
-                <w:color w:val="5EEAD4"/>
+                <w:color w:val="38BDF8"/>
                 <w:sz w:val="26"/>
               </w:rPr>
               <w:t>Amid</w:t>
@@ -3934,7 +4033,7 @@
               <w:rPr>
                 <w:rFonts w:ascii="Calibri" w:hAnsi="Calibri" w:eastAsia="微软雅黑"/>
                 <w:b/>
-                <w:color w:val="FCA5A5"/>
+                <w:color w:val="F472B6"/>
                 <w:sz w:val="26"/>
               </w:rPr>
               <w:t>surrounding</w:t>
@@ -3964,11 +4063,29 @@
             <w:r>
               <w:rPr>
                 <w:rFonts w:ascii="Calibri" w:hAnsi="Calibri" w:eastAsia="微软雅黑"/>
+                <w:b/>
+                <w:color w:val="38BDF8"/>
+                <w:sz w:val="21"/>
+              </w:rPr>
+              <w:t>在</w:t>
+            </w:r>
+            <w:r>
+              <w:rPr>
+                <w:rFonts w:ascii="Calibri" w:hAnsi="Calibri" w:eastAsia="微软雅黑"/>
                 <w:b w:val="0"/>
                 <w:color w:val="AAC4B6"/>
                 <w:sz w:val="21"/>
               </w:rPr>
-              <w:t>在</w:t>
+              <w:t xml:space="preserve"> </w:t>
+            </w:r>
+            <w:r>
+              <w:rPr>
+                <w:rFonts w:ascii="Calibri" w:hAnsi="Calibri" w:eastAsia="微软雅黑"/>
+                <w:b/>
+                <w:color w:val="F472B6"/>
+                <w:sz w:val="21"/>
+              </w:rPr>
+              <w:t>周围的</w:t>
             </w:r>
             <w:r>
               <w:rPr>
@@ -3982,20 +4099,11 @@
             <w:r>
               <w:rPr>
                 <w:rFonts w:ascii="Calibri" w:hAnsi="Calibri" w:eastAsia="微软雅黑"/>
-                <w:b/>
-                <w:color w:val="FCA5A5"/>
-                <w:sz w:val="21"/>
-              </w:rPr>
-              <w:t>周围的</w:t>
-            </w:r>
-            <w:r>
-              <w:rPr>
-                <w:rFonts w:ascii="Calibri" w:hAnsi="Calibri" w:eastAsia="微软雅黑"/>
                 <w:b w:val="0"/>
                 <w:color w:val="AAC4B6"/>
                 <w:sz w:val="21"/>
               </w:rPr>
-              <w:t xml:space="preserve"> </w:t>
+              <w:t>街巷死者接连不断的</w:t>
             </w:r>
             <w:r>
               <w:rPr>
@@ -4004,25 +4112,16 @@
                 <w:color w:val="AAC4B6"/>
                 <w:sz w:val="21"/>
               </w:rPr>
-              <w:t>街巷死者接连不断</w:t>
-            </w:r>
-            <w:r>
-              <w:rPr>
-                <w:rFonts w:ascii="Calibri" w:hAnsi="Calibri" w:eastAsia="微软雅黑"/>
-                <w:b w:val="0"/>
-                <w:color w:val="AAC4B6"/>
+              <w:t xml:space="preserve"> </w:t>
+            </w:r>
+            <w:r>
+              <w:rPr>
+                <w:rFonts w:ascii="Calibri" w:hAnsi="Calibri" w:eastAsia="微软雅黑"/>
+                <w:b/>
+                <w:color w:val="38BDF8"/>
                 <w:sz w:val="21"/>
               </w:rPr>
-              <w:t xml:space="preserve"> </w:t>
-            </w:r>
-            <w:r>
-              <w:rPr>
-                <w:rFonts w:ascii="Calibri" w:hAnsi="Calibri" w:eastAsia="微软雅黑"/>
-                <w:b/>
-                <w:color w:val="5EEAD4"/>
-                <w:sz w:val="21"/>
-              </w:rPr>
-              <w:t>之际</w:t>
+              <w:t>期间内</w:t>
             </w:r>
             <w:r>
               <w:rPr>
@@ -4099,7 +4198,7 @@
               <w:rPr>
                 <w:rFonts w:ascii="Calibri" w:hAnsi="Calibri" w:eastAsia="微软雅黑"/>
                 <w:b/>
-                <w:color w:val="FBBF24"/>
+                <w:color w:val="BEF264"/>
                 <w:sz w:val="26"/>
               </w:rPr>
               <w:t>a mere</w:t>
@@ -4117,7 +4216,7 @@
               <w:rPr>
                 <w:rFonts w:ascii="Calibri" w:hAnsi="Calibri" w:eastAsia="微软雅黑"/>
                 <w:b/>
-                <w:color w:val="38BDF8"/>
+                <w:color w:val="C4B5FD"/>
                 <w:sz w:val="26"/>
               </w:rPr>
               <w:t>inmates</w:t>
@@ -4186,10 +4285,10 @@
               <w:rPr>
                 <w:rFonts w:ascii="Calibri" w:hAnsi="Calibri" w:eastAsia="微软雅黑"/>
                 <w:b/>
-                <w:color w:val="38BDF8"/>
+                <w:color w:val="C4B5FD"/>
                 <w:sz w:val="21"/>
               </w:rPr>
-              <w:t>收容者</w:t>
+              <w:t>被收容者</w:t>
             </w:r>
             <w:r>
               <w:rPr>
@@ -4222,7 +4321,7 @@
               <w:rPr>
                 <w:rFonts w:ascii="Calibri" w:hAnsi="Calibri" w:eastAsia="微软雅黑"/>
                 <w:b/>
-                <w:color w:val="FBBF24"/>
+                <w:color w:val="BEF264"/>
                 <w:sz w:val="21"/>
               </w:rPr>
               <w:t>区区</w:t>
@@ -4331,7 +4430,7 @@
               <w:rPr>
                 <w:rFonts w:ascii="Calibri" w:hAnsi="Calibri" w:eastAsia="微软雅黑"/>
                 <w:b/>
-                <w:color w:val="F472B6"/>
+                <w:color w:val="FB923C"/>
                 <w:sz w:val="26"/>
               </w:rPr>
               <w:t>allowance</w:t>
@@ -4411,10 +4510,10 @@
               <w:rPr>
                 <w:rFonts w:ascii="Calibri" w:hAnsi="Calibri" w:eastAsia="微软雅黑"/>
                 <w:b/>
-                <w:color w:val="F472B6"/>
+                <w:color w:val="FB923C"/>
                 <w:sz w:val="21"/>
               </w:rPr>
-              <w:t>配给</w:t>
+              <w:t>津贴</w:t>
             </w:r>
             <w:r>
               <w:rPr>
@@ -4424,6 +4523,18 @@
                 <w:sz w:val="21"/>
               </w:rPr>
               <w:t>，</w:t>
+            </w:r>
+            <w:r>
+              <w:br/>
+            </w:r>
+            <w:r>
+              <w:rPr>
+                <w:rFonts w:ascii="Calibri" w:hAnsi="Calibri" w:eastAsia="微软雅黑"/>
+                <w:b/>
+                <w:color w:val="FB923C"/>
+                <w:sz w:val="21"/>
+              </w:rPr>
+              <w:t>（免费的啤酒补贴）</w:t>
             </w:r>
           </w:p>
         </w:tc>
@@ -4527,7 +4638,7 @@
                 <w:color w:val="AAC4B6"/>
                 <w:sz w:val="21"/>
               </w:rPr>
-              <w:t>结果都没有染上</w:t>
+              <w:t>都逃过了</w:t>
             </w:r>
           </w:p>
         </w:tc>
@@ -4593,7 +4704,7 @@
               <w:rPr>
                 <w:rFonts w:ascii="Calibri" w:hAnsi="Calibri" w:eastAsia="微软雅黑"/>
                 <w:b/>
-                <w:color w:val="BEF264"/>
+                <w:color w:val="5EEAD4"/>
                 <w:sz w:val="26"/>
               </w:rPr>
               <w:t>Conversely</w:t>
@@ -4631,7 +4742,7 @@
               <w:rPr>
                 <w:rFonts w:ascii="Calibri" w:hAnsi="Calibri" w:eastAsia="微软雅黑"/>
                 <w:b/>
-                <w:color w:val="C4B5FD"/>
+                <w:color w:val="FCA5A5"/>
                 <w:sz w:val="26"/>
               </w:rPr>
               <w:t>widow</w:t>
@@ -4654,7 +4765,25 @@
                 <w:color w:val="F0F7F2"/>
                 <w:sz w:val="26"/>
               </w:rPr>
-              <w:t>who had not set foot in Soho for months</w:t>
+              <w:t xml:space="preserve">who had not </w:t>
+            </w:r>
+            <w:r>
+              <w:rPr>
+                <w:rFonts w:ascii="Calibri" w:hAnsi="Calibri" w:eastAsia="微软雅黑"/>
+                <w:b/>
+                <w:color w:val="FBBF24"/>
+                <w:sz w:val="26"/>
+              </w:rPr>
+              <w:t>set foot in</w:t>
+            </w:r>
+            <w:r>
+              <w:rPr>
+                <w:rFonts w:ascii="Calibri" w:hAnsi="Calibri" w:eastAsia="微软雅黑"/>
+                <w:b w:val="0"/>
+                <w:color w:val="F0F7F2"/>
+                <w:sz w:val="26"/>
+              </w:rPr>
+              <w:t xml:space="preserve"> Soho for months</w:t>
             </w:r>
           </w:p>
         </w:tc>
@@ -4673,7 +4802,7 @@
               <w:rPr>
                 <w:rFonts w:ascii="Calibri" w:hAnsi="Calibri" w:eastAsia="微软雅黑"/>
                 <w:b/>
-                <w:color w:val="BEF264"/>
+                <w:color w:val="5EEAD4"/>
                 <w:sz w:val="21"/>
               </w:rPr>
               <w:t>反过来</w:t>
@@ -4720,7 +4849,7 @@
               <w:rPr>
                 <w:rFonts w:ascii="Calibri" w:hAnsi="Calibri" w:eastAsia="微软雅黑"/>
                 <w:b/>
-                <w:color w:val="C4B5FD"/>
+                <w:color w:val="FCA5A5"/>
                 <w:sz w:val="21"/>
               </w:rPr>
               <w:t>寡妇</w:t>
@@ -4743,7 +4872,43 @@
                 <w:color w:val="AAC4B6"/>
                 <w:sz w:val="21"/>
               </w:rPr>
-              <w:t>已有几个月没踏进过苏豪，</w:t>
+              <w:t>已有几个月没</w:t>
+            </w:r>
+            <w:r>
+              <w:rPr>
+                <w:rFonts w:ascii="Calibri" w:hAnsi="Calibri" w:eastAsia="微软雅黑"/>
+                <w:b w:val="0"/>
+                <w:color w:val="AAC4B6"/>
+                <w:sz w:val="21"/>
+              </w:rPr>
+              <w:t xml:space="preserve"> </w:t>
+            </w:r>
+            <w:r>
+              <w:rPr>
+                <w:rFonts w:ascii="Calibri" w:hAnsi="Calibri" w:eastAsia="微软雅黑"/>
+                <w:b/>
+                <w:color w:val="FBBF24"/>
+                <w:sz w:val="21"/>
+              </w:rPr>
+              <w:t>踏进过</w:t>
+            </w:r>
+            <w:r>
+              <w:rPr>
+                <w:rFonts w:ascii="Calibri" w:hAnsi="Calibri" w:eastAsia="微软雅黑"/>
+                <w:b w:val="0"/>
+                <w:color w:val="AAC4B6"/>
+                <w:sz w:val="21"/>
+              </w:rPr>
+              <w:t xml:space="preserve"> </w:t>
+            </w:r>
+            <w:r>
+              <w:rPr>
+                <w:rFonts w:ascii="Calibri" w:hAnsi="Calibri" w:eastAsia="微软雅黑"/>
+                <w:b w:val="0"/>
+                <w:color w:val="AAC4B6"/>
+                <w:sz w:val="21"/>
+              </w:rPr>
+              <w:t>苏豪，</w:t>
             </w:r>
           </w:p>
         </w:tc>
@@ -4802,7 +4967,7 @@
               <w:rPr>
                 <w:rFonts w:ascii="Calibri" w:hAnsi="Calibri" w:eastAsia="微软雅黑"/>
                 <w:b/>
-                <w:color w:val="FB923C"/>
+                <w:color w:val="38BDF8"/>
                 <w:sz w:val="26"/>
               </w:rPr>
               <w:t>carted</w:t>
@@ -4871,7 +5036,7 @@
               <w:rPr>
                 <w:rFonts w:ascii="Calibri" w:hAnsi="Calibri" w:eastAsia="微软雅黑"/>
                 <w:b/>
-                <w:color w:val="FB923C"/>
+                <w:color w:val="38BDF8"/>
                 <w:sz w:val="21"/>
               </w:rPr>
               <w:t>用车运来</w:t>
@@ -4970,7 +5135,7 @@
               <w:rPr>
                 <w:rFonts w:ascii="Calibri" w:hAnsi="Calibri" w:eastAsia="微软雅黑"/>
                 <w:b/>
-                <w:color w:val="5EEAD4"/>
+                <w:color w:val="F472B6"/>
                 <w:sz w:val="26"/>
               </w:rPr>
               <w:t>niece</w:t>
@@ -5039,7 +5204,7 @@
               <w:rPr>
                 <w:rFonts w:ascii="Calibri" w:hAnsi="Calibri" w:eastAsia="微软雅黑"/>
                 <w:b/>
-                <w:color w:val="5EEAD4"/>
+                <w:color w:val="F472B6"/>
                 <w:sz w:val="21"/>
               </w:rPr>
               <w:t>侄女</w:t>
@@ -5300,7 +5465,7 @@
               <w:rPr>
                 <w:rFonts w:ascii="Calibri" w:hAnsi="Calibri" w:eastAsia="微软雅黑"/>
                 <w:b/>
-                <w:color w:val="FCA5A5"/>
+                <w:color w:val="BEF264"/>
                 <w:sz w:val="26"/>
               </w:rPr>
               <w:t>inquiry</w:t>
@@ -5320,7 +5485,7 @@
               <w:rPr>
                 <w:rFonts w:ascii="Calibri" w:hAnsi="Calibri" w:eastAsia="微软雅黑"/>
                 <w:b/>
-                <w:color w:val="FBBF24"/>
+                <w:color w:val="C4B5FD"/>
                 <w:sz w:val="26"/>
               </w:rPr>
               <w:t>declined</w:t>
@@ -5349,7 +5514,7 @@
               <w:rPr>
                 <w:rFonts w:ascii="Calibri" w:hAnsi="Calibri" w:eastAsia="微软雅黑"/>
                 <w:b/>
-                <w:color w:val="38BDF8"/>
+                <w:color w:val="FB923C"/>
                 <w:sz w:val="26"/>
               </w:rPr>
               <w:t>condemn</w:t>
@@ -5418,10 +5583,22 @@
               <w:rPr>
                 <w:rFonts w:ascii="Calibri" w:hAnsi="Calibri" w:eastAsia="微软雅黑"/>
                 <w:b/>
-                <w:color w:val="FCA5A5"/>
+                <w:color w:val="BEF264"/>
                 <w:sz w:val="21"/>
               </w:rPr>
               <w:t>调查委员会</w:t>
+            </w:r>
+            <w:r>
+              <w:br/>
+            </w:r>
+            <w:r>
+              <w:rPr>
+                <w:rFonts w:ascii="Calibri" w:hAnsi="Calibri" w:eastAsia="微软雅黑"/>
+                <w:b/>
+                <w:color w:val="BEF264"/>
+                <w:sz w:val="21"/>
+              </w:rPr>
+              <w:t>（官方调查程序；被任命进行调查的委员会）</w:t>
             </w:r>
           </w:p>
         </w:tc>
@@ -5438,7 +5615,7 @@
               <w:rPr>
                 <w:rFonts w:ascii="Calibri" w:hAnsi="Calibri" w:eastAsia="微软雅黑"/>
                 <w:b/>
-                <w:color w:val="FBBF24"/>
+                <w:color w:val="C4B5FD"/>
                 <w:sz w:val="21"/>
               </w:rPr>
               <w:t>不肯</w:t>
@@ -5476,7 +5653,7 @@
               <w:rPr>
                 <w:rFonts w:ascii="Calibri" w:hAnsi="Calibri" w:eastAsia="微软雅黑"/>
                 <w:b/>
-                <w:color w:val="38BDF8"/>
+                <w:color w:val="FB923C"/>
                 <w:sz w:val="21"/>
               </w:rPr>
               <w:t>定罪</w:t>
@@ -5529,7 +5706,7 @@
               <w:rPr>
                 <w:rFonts w:ascii="Calibri" w:hAnsi="Calibri" w:eastAsia="微软雅黑"/>
                 <w:b/>
-                <w:color w:val="F472B6"/>
+                <w:color w:val="5EEAD4"/>
                 <w:sz w:val="26"/>
               </w:rPr>
               <w:t>contending</w:t>
@@ -5589,7 +5766,7 @@
               <w:rPr>
                 <w:rFonts w:ascii="Calibri" w:hAnsi="Calibri" w:eastAsia="微软雅黑"/>
                 <w:b/>
-                <w:color w:val="BEF264"/>
+                <w:color w:val="FCA5A5"/>
                 <w:sz w:val="26"/>
               </w:rPr>
               <w:t>absorbed</w:t>
@@ -5607,7 +5784,7 @@
               <w:rPr>
                 <w:rFonts w:ascii="Calibri" w:hAnsi="Calibri" w:eastAsia="微软雅黑"/>
                 <w:b/>
-                <w:color w:val="C4B5FD"/>
+                <w:color w:val="FBBF24"/>
                 <w:sz w:val="26"/>
               </w:rPr>
               <w:t>airborne</w:t>
@@ -5638,7 +5815,7 @@
               <w:rPr>
                 <w:rFonts w:ascii="Calibri" w:hAnsi="Calibri" w:eastAsia="微软雅黑"/>
                 <w:b/>
-                <w:color w:val="F472B6"/>
+                <w:color w:val="5EEAD4"/>
                 <w:sz w:val="21"/>
               </w:rPr>
               <w:t>坚称</w:t>
@@ -5698,7 +5875,7 @@
               <w:rPr>
                 <w:rFonts w:ascii="Calibri" w:hAnsi="Calibri" w:eastAsia="微软雅黑"/>
                 <w:b/>
-                <w:color w:val="BEF264"/>
+                <w:color w:val="FCA5A5"/>
                 <w:sz w:val="21"/>
               </w:rPr>
               <w:t>吸收了</w:t>
@@ -5716,7 +5893,7 @@
               <w:rPr>
                 <w:rFonts w:ascii="Calibri" w:hAnsi="Calibri" w:eastAsia="微软雅黑"/>
                 <w:b/>
-                <w:color w:val="C4B5FD"/>
+                <w:color w:val="FBBF24"/>
                 <w:sz w:val="21"/>
               </w:rPr>
               <w:t>经空气传播的</w:t>
@@ -5778,14 +5955,13 @@
         </w:tblBorders>
       </w:tblPr>
       <w:tblGrid>
-        <w:gridCol w:w="3513"/>
-        <w:gridCol w:w="3513"/>
-        <w:gridCol w:w="3513"/>
+        <w:gridCol w:w="5270"/>
+        <w:gridCol w:w="5270"/>
       </w:tblGrid>
       <w:tr>
         <w:tc>
           <w:tcPr>
-            <w:tcW w:type="dxa" w:w="3513"/>
+            <w:tcW w:type="dxa" w:w="5270"/>
           </w:tcPr>
           <w:p>
             <w:pPr>
@@ -5796,7 +5972,7 @@
               <w:rPr>
                 <w:rFonts w:ascii="Calibri" w:hAnsi="Calibri" w:eastAsia="微软雅黑"/>
                 <w:b/>
-                <w:color w:val="FB923C"/>
+                <w:color w:val="38BDF8"/>
                 <w:sz w:val="26"/>
               </w:rPr>
               <w:t>Meanwhile</w:t>
@@ -5814,7 +5990,7 @@
         </w:tc>
         <w:tc>
           <w:tcPr>
-            <w:tcW w:type="dxa" w:w="3513"/>
+            <w:tcW w:type="dxa" w:w="5270"/>
           </w:tcPr>
           <w:p>
             <w:pPr>
@@ -5834,7 +6010,7 @@
               <w:rPr>
                 <w:rFonts w:ascii="Calibri" w:hAnsi="Calibri" w:eastAsia="微软雅黑"/>
                 <w:b/>
-                <w:color w:val="5EEAD4"/>
+                <w:color w:val="F472B6"/>
                 <w:sz w:val="26"/>
               </w:rPr>
               <w:t>sceptical</w:t>
@@ -5850,9 +6026,11 @@
             </w:r>
           </w:p>
         </w:tc>
+      </w:tr>
+      <w:tr>
         <w:tc>
           <w:tcPr>
-            <w:tcW w:type="dxa" w:w="3513"/>
+            <w:tcW w:type="dxa" w:w="5270"/>
           </w:tcPr>
           <w:p>
             <w:pPr>
@@ -5862,19 +6040,26 @@
             <w:r>
               <w:rPr>
                 <w:rFonts w:ascii="Calibri" w:hAnsi="Calibri" w:eastAsia="微软雅黑"/>
+                <w:b/>
+                <w:color w:val="38BDF8"/>
+                <w:sz w:val="21"/>
+              </w:rPr>
+              <w:t>与此同时</w:t>
+            </w:r>
+            <w:r>
+              <w:rPr>
+                <w:rFonts w:ascii="Calibri" w:hAnsi="Calibri" w:eastAsia="微软雅黑"/>
                 <w:b w:val="0"/>
-                <w:color w:val="F0F7F2"/>
-                <w:sz w:val="26"/>
-              </w:rPr>
-              <w:t>Henry Whitehead</w:t>
+                <w:color w:val="AAC4B6"/>
+                <w:sz w:val="21"/>
+              </w:rPr>
+              <w:t>，</w:t>
             </w:r>
           </w:p>
         </w:tc>
-      </w:tr>
-      <w:tr>
         <w:tc>
           <w:tcPr>
-            <w:tcW w:type="dxa" w:w="3513"/>
+            <w:tcW w:type="dxa" w:w="5270"/>
           </w:tcPr>
           <w:p>
             <w:pPr>
@@ -5885,10 +6070,10 @@
               <w:rPr>
                 <w:rFonts w:ascii="Calibri" w:hAnsi="Calibri" w:eastAsia="微软雅黑"/>
                 <w:b/>
-                <w:color w:val="FB923C"/>
+                <w:color w:val="F472B6"/>
                 <w:sz w:val="21"/>
               </w:rPr>
-              <w:t>与此同时</w:t>
+              <w:t>心存怀疑的</w:t>
             </w:r>
             <w:r>
               <w:rPr>
@@ -5897,27 +6082,7 @@
                 <w:color w:val="AAC4B6"/>
                 <w:sz w:val="21"/>
               </w:rPr>
-              <w:t>，</w:t>
-            </w:r>
-          </w:p>
-        </w:tc>
-        <w:tc>
-          <w:tcPr>
-            <w:tcW w:type="dxa" w:w="3513"/>
-          </w:tcPr>
-          <w:p>
-            <w:pPr>
-              <w:spacing w:after="0"/>
-              <w:jc w:val="center"/>
-            </w:pPr>
-            <w:r>
-              <w:rPr>
-                <w:rFonts w:ascii="Calibri" w:hAnsi="Calibri" w:eastAsia="微软雅黑"/>
-                <w:b/>
-                <w:color w:val="5EEAD4"/>
-                <w:sz w:val="21"/>
-              </w:rPr>
-              <w:t>心存怀疑的</w:t>
+              <w:t xml:space="preserve"> </w:t>
             </w:r>
             <w:r>
               <w:rPr>
@@ -5926,36 +6091,7 @@
                 <w:color w:val="AAC4B6"/>
                 <w:sz w:val="21"/>
               </w:rPr>
-              <w:t xml:space="preserve"> </w:t>
-            </w:r>
-            <w:r>
-              <w:rPr>
-                <w:rFonts w:ascii="Calibri" w:hAnsi="Calibri" w:eastAsia="微软雅黑"/>
-                <w:b w:val="0"/>
-                <w:color w:val="AAC4B6"/>
-                <w:sz w:val="21"/>
-              </w:rPr>
               <w:t>副牧师（协助教区牧师的低级神职人员）</w:t>
-            </w:r>
-          </w:p>
-        </w:tc>
-        <w:tc>
-          <w:tcPr>
-            <w:tcW w:type="dxa" w:w="3513"/>
-          </w:tcPr>
-          <w:p>
-            <w:pPr>
-              <w:spacing w:after="0"/>
-              <w:jc w:val="center"/>
-            </w:pPr>
-            <w:r>
-              <w:rPr>
-                <w:rFonts w:ascii="Calibri" w:hAnsi="Calibri" w:eastAsia="微软雅黑"/>
-                <w:b w:val="0"/>
-                <w:color w:val="AAC4B6"/>
-                <w:sz w:val="21"/>
-              </w:rPr>
-              <w:t>亨利·怀特黑德</w:t>
             </w:r>
           </w:p>
         </w:tc>
@@ -5977,14 +6113,15 @@
         </w:tblBorders>
       </w:tblPr>
       <w:tblGrid>
-        <w:gridCol w:w="3513"/>
-        <w:gridCol w:w="3513"/>
-        <w:gridCol w:w="3513"/>
+        <w:gridCol w:w="2635"/>
+        <w:gridCol w:w="2635"/>
+        <w:gridCol w:w="2635"/>
+        <w:gridCol w:w="2635"/>
       </w:tblGrid>
       <w:tr>
         <w:tc>
           <w:tcPr>
-            <w:tcW w:type="dxa" w:w="3513"/>
+            <w:tcW w:type="dxa" w:w="2635"/>
           </w:tcPr>
           <w:p>
             <w:pPr>
@@ -5998,13 +6135,13 @@
                 <w:color w:val="F0F7F2"/>
                 <w:sz w:val="26"/>
               </w:rPr>
-              <w:t>set out to</w:t>
+              <w:t>Henry Whitehead</w:t>
             </w:r>
           </w:p>
         </w:tc>
         <w:tc>
           <w:tcPr>
-            <w:tcW w:type="dxa" w:w="3513"/>
+            <w:tcW w:type="dxa" w:w="2635"/>
           </w:tcPr>
           <w:p>
             <w:pPr>
@@ -6015,25 +6152,16 @@
               <w:rPr>
                 <w:rFonts w:ascii="Calibri" w:hAnsi="Calibri" w:eastAsia="微软雅黑"/>
                 <w:b/>
-                <w:color w:val="FCA5A5"/>
+                <w:color w:val="BEF264"/>
                 <w:sz w:val="26"/>
               </w:rPr>
-              <w:t>refute</w:t>
-            </w:r>
-            <w:r>
-              <w:rPr>
-                <w:rFonts w:ascii="Calibri" w:hAnsi="Calibri" w:eastAsia="微软雅黑"/>
-                <w:b w:val="0"/>
-                <w:color w:val="F0F7F2"/>
-                <w:sz w:val="26"/>
-              </w:rPr>
-              <w:t xml:space="preserve"> Snow</w:t>
+              <w:t>set out to</w:t>
             </w:r>
           </w:p>
         </w:tc>
         <w:tc>
           <w:tcPr>
-            <w:tcW w:type="dxa" w:w="3513"/>
+            <w:tcW w:type="dxa" w:w="2635"/>
           </w:tcPr>
           <w:p>
             <w:pPr>
@@ -6043,6 +6171,35 @@
             <w:r>
               <w:rPr>
                 <w:rFonts w:ascii="Calibri" w:hAnsi="Calibri" w:eastAsia="微软雅黑"/>
+                <w:b/>
+                <w:color w:val="C4B5FD"/>
+                <w:sz w:val="26"/>
+              </w:rPr>
+              <w:t>refute</w:t>
+            </w:r>
+            <w:r>
+              <w:rPr>
+                <w:rFonts w:ascii="Calibri" w:hAnsi="Calibri" w:eastAsia="微软雅黑"/>
+                <w:b w:val="0"/>
+                <w:color w:val="F0F7F2"/>
+                <w:sz w:val="26"/>
+              </w:rPr>
+              <w:t xml:space="preserve"> Snow</w:t>
+            </w:r>
+          </w:p>
+        </w:tc>
+        <w:tc>
+          <w:tcPr>
+            <w:tcW w:type="dxa" w:w="2635"/>
+          </w:tcPr>
+          <w:p>
+            <w:pPr>
+              <w:spacing w:after="0"/>
+              <w:jc w:val="center"/>
+            </w:pPr>
+            <w:r>
+              <w:rPr>
+                <w:rFonts w:ascii="Calibri" w:hAnsi="Calibri" w:eastAsia="微软雅黑"/>
                 <w:b w:val="0"/>
                 <w:color w:val="F0F7F2"/>
                 <w:sz w:val="26"/>
@@ -6055,7 +6212,7 @@
       <w:tr>
         <w:tc>
           <w:tcPr>
-            <w:tcW w:type="dxa" w:w="3513"/>
+            <w:tcW w:type="dxa" w:w="2635"/>
           </w:tcPr>
           <w:p>
             <w:pPr>
@@ -6069,13 +6226,13 @@
                 <w:color w:val="AAC4B6"/>
                 <w:sz w:val="21"/>
               </w:rPr>
-              <w:t>一心想</w:t>
+              <w:t>亨利·怀特黑德</w:t>
             </w:r>
           </w:p>
         </w:tc>
         <w:tc>
           <w:tcPr>
-            <w:tcW w:type="dxa" w:w="3513"/>
+            <w:tcW w:type="dxa" w:w="2635"/>
           </w:tcPr>
           <w:p>
             <w:pPr>
@@ -6086,34 +6243,54 @@
               <w:rPr>
                 <w:rFonts w:ascii="Calibri" w:hAnsi="Calibri" w:eastAsia="微软雅黑"/>
                 <w:b/>
-                <w:color w:val="FCA5A5"/>
+                <w:color w:val="BEF264"/>
                 <w:sz w:val="21"/>
               </w:rPr>
-              <w:t>驳倒</w:t>
-            </w:r>
-            <w:r>
-              <w:rPr>
-                <w:rFonts w:ascii="Calibri" w:hAnsi="Calibri" w:eastAsia="微软雅黑"/>
-                <w:b w:val="0"/>
-                <w:color w:val="AAC4B6"/>
-                <w:sz w:val="21"/>
-              </w:rPr>
-              <w:t xml:space="preserve"> </w:t>
-            </w:r>
-            <w:r>
-              <w:rPr>
-                <w:rFonts w:ascii="Calibri" w:hAnsi="Calibri" w:eastAsia="微软雅黑"/>
-                <w:b w:val="0"/>
-                <w:color w:val="AAC4B6"/>
-                <w:sz w:val="21"/>
-              </w:rPr>
-              <w:t>斯诺，</w:t>
+              <w:t>一心想</w:t>
             </w:r>
           </w:p>
         </w:tc>
         <w:tc>
           <w:tcPr>
-            <w:tcW w:type="dxa" w:w="3513"/>
+            <w:tcW w:type="dxa" w:w="2635"/>
+          </w:tcPr>
+          <w:p>
+            <w:pPr>
+              <w:spacing w:after="0"/>
+              <w:jc w:val="center"/>
+            </w:pPr>
+            <w:r>
+              <w:rPr>
+                <w:rFonts w:ascii="Calibri" w:hAnsi="Calibri" w:eastAsia="微软雅黑"/>
+                <w:b/>
+                <w:color w:val="C4B5FD"/>
+                <w:sz w:val="21"/>
+              </w:rPr>
+              <w:t>驳倒</w:t>
+            </w:r>
+            <w:r>
+              <w:rPr>
+                <w:rFonts w:ascii="Calibri" w:hAnsi="Calibri" w:eastAsia="微软雅黑"/>
+                <w:b w:val="0"/>
+                <w:color w:val="AAC4B6"/>
+                <w:sz w:val="21"/>
+              </w:rPr>
+              <w:t xml:space="preserve"> </w:t>
+            </w:r>
+            <w:r>
+              <w:rPr>
+                <w:rFonts w:ascii="Calibri" w:hAnsi="Calibri" w:eastAsia="微软雅黑"/>
+                <w:b w:val="0"/>
+                <w:color w:val="AAC4B6"/>
+                <w:sz w:val="21"/>
+              </w:rPr>
+              <w:t>斯诺，</w:t>
+            </w:r>
+          </w:p>
+        </w:tc>
+        <w:tc>
+          <w:tcPr>
+            <w:tcW w:type="dxa" w:w="2635"/>
           </w:tcPr>
           <w:p>
             <w:pPr>
@@ -6195,10 +6372,10 @@
               <w:rPr>
                 <w:rFonts w:ascii="Calibri" w:hAnsi="Calibri" w:eastAsia="微软雅黑"/>
                 <w:b/>
-                <w:color w:val="FBBF24"/>
+                <w:color w:val="FB923C"/>
                 <w:sz w:val="26"/>
               </w:rPr>
-              <w:t>succumb</w:t>
+              <w:t>succumb to</w:t>
             </w:r>
             <w:r>
               <w:rPr>
@@ -6207,7 +6384,7 @@
                 <w:color w:val="F0F7F2"/>
                 <w:sz w:val="26"/>
               </w:rPr>
-              <w:t xml:space="preserve"> to the disease than others,</w:t>
+              <w:t xml:space="preserve"> the disease than others,</w:t>
             </w:r>
           </w:p>
         </w:tc>
@@ -6246,7 +6423,7 @@
               <w:rPr>
                 <w:rFonts w:ascii="Calibri" w:hAnsi="Calibri" w:eastAsia="微软雅黑"/>
                 <w:b/>
-                <w:color w:val="FBBF24"/>
+                <w:color w:val="FB923C"/>
                 <w:sz w:val="21"/>
               </w:rPr>
               <w:t>死于</w:t>
@@ -6305,7 +6482,7 @@
               <w:rPr>
                 <w:rFonts w:ascii="Calibri" w:hAnsi="Calibri" w:eastAsia="微软雅黑"/>
                 <w:b/>
-                <w:color w:val="38BDF8"/>
+                <w:color w:val="5EEAD4"/>
                 <w:sz w:val="26"/>
               </w:rPr>
               <w:t>vindicating</w:t>
@@ -6354,7 +6531,7 @@
               <w:rPr>
                 <w:rFonts w:ascii="Calibri" w:hAnsi="Calibri" w:eastAsia="微软雅黑"/>
                 <w:b/>
-                <w:color w:val="38BDF8"/>
+                <w:color w:val="5EEAD4"/>
                 <w:sz w:val="21"/>
               </w:rPr>
               <w:t>证明了</w:t>
@@ -6375,7 +6552,34 @@
                 <w:color w:val="AAC4B6"/>
                 <w:sz w:val="21"/>
               </w:rPr>
-              <w:t>斯诺是对的。</w:t>
+              <w:t>斯诺是</w:t>
+            </w:r>
+            <w:r>
+              <w:rPr>
+                <w:rFonts w:ascii="Calibri" w:hAnsi="Calibri" w:eastAsia="微软雅黑"/>
+                <w:b w:val="0"/>
+                <w:color w:val="AAC4B6"/>
+                <w:sz w:val="21"/>
+              </w:rPr>
+              <w:t xml:space="preserve"> </w:t>
+            </w:r>
+            <w:r>
+              <w:rPr>
+                <w:rFonts w:ascii="Calibri" w:hAnsi="Calibri" w:eastAsia="微软雅黑"/>
+                <w:b/>
+                <w:color w:val="5EEAD4"/>
+                <w:sz w:val="21"/>
+              </w:rPr>
+              <w:t>正确的</w:t>
+            </w:r>
+            <w:r>
+              <w:rPr>
+                <w:rFonts w:ascii="Calibri" w:hAnsi="Calibri" w:eastAsia="微软雅黑"/>
+                <w:b w:val="0"/>
+                <w:color w:val="AAC4B6"/>
+                <w:sz w:val="21"/>
+              </w:rPr>
+              <w:t>。</w:t>
             </w:r>
           </w:p>
         </w:tc>

--- a/视频/对照文本/08-文本.docx
+++ b/视频/对照文本/08-文本.docx
@@ -3975,7 +3975,11 @@
           <w:color w:val="AAC4B6"/>
           <w:sz w:val="20"/>
         </w:rPr>
-        <w:t>（gathered…：过去分词短语作后置定语；lay：lie 的过去式，lie in 存在于）</w:t>
+        <w:t>（gathered…：过去分词短语作后置定语，</w:t>
+        <w:br/>
+        <w:t>gathered = which was gathered，省略了 which was；</w:t>
+        <w:br/>
+        <w:t>lay：lie 的过去式，lie in 存在于）</w:t>
       </w:r>
     </w:p>
     <w:p>
@@ -4172,7 +4176,25 @@
                 <w:color w:val="F0F7F2"/>
                 <w:sz w:val="26"/>
               </w:rPr>
-              <w:t>a workhouse with its own well</w:t>
+              <w:t xml:space="preserve">a </w:t>
+            </w:r>
+            <w:r>
+              <w:rPr>
+                <w:rFonts w:ascii="Calibri" w:hAnsi="Calibri" w:eastAsia="微软雅黑"/>
+                <w:b/>
+                <w:color w:val="BEF264"/>
+                <w:sz w:val="26"/>
+              </w:rPr>
+              <w:t>workhouse</w:t>
+            </w:r>
+            <w:r>
+              <w:rPr>
+                <w:rFonts w:ascii="Calibri" w:hAnsi="Calibri" w:eastAsia="微软雅黑"/>
+                <w:b w:val="0"/>
+                <w:color w:val="F0F7F2"/>
+                <w:sz w:val="26"/>
+              </w:rPr>
+              <w:t xml:space="preserve"> with its own well</w:t>
             </w:r>
           </w:p>
         </w:tc>
@@ -4198,7 +4220,7 @@
               <w:rPr>
                 <w:rFonts w:ascii="Calibri" w:hAnsi="Calibri" w:eastAsia="微软雅黑"/>
                 <w:b/>
-                <w:color w:val="BEF264"/>
+                <w:color w:val="C4B5FD"/>
                 <w:sz w:val="26"/>
               </w:rPr>
               <w:t>a mere</w:t>
@@ -4216,7 +4238,7 @@
               <w:rPr>
                 <w:rFonts w:ascii="Calibri" w:hAnsi="Calibri" w:eastAsia="微软雅黑"/>
                 <w:b/>
-                <w:color w:val="C4B5FD"/>
+                <w:color w:val="FB923C"/>
                 <w:sz w:val="26"/>
               </w:rPr>
               <w:t>inmates</w:t>
@@ -4250,7 +4272,34 @@
                 <w:color w:val="AAC4B6"/>
                 <w:sz w:val="21"/>
               </w:rPr>
-              <w:t>一所自有水井的济贫院（收容贫民的机构）里，</w:t>
+              <w:t>一所自有水井的</w:t>
+            </w:r>
+            <w:r>
+              <w:rPr>
+                <w:rFonts w:ascii="Calibri" w:hAnsi="Calibri" w:eastAsia="微软雅黑"/>
+                <w:b w:val="0"/>
+                <w:color w:val="AAC4B6"/>
+                <w:sz w:val="21"/>
+              </w:rPr>
+              <w:t xml:space="preserve"> </w:t>
+            </w:r>
+            <w:r>
+              <w:rPr>
+                <w:rFonts w:ascii="Calibri" w:hAnsi="Calibri" w:eastAsia="微软雅黑"/>
+                <w:b/>
+                <w:color w:val="BEF264"/>
+                <w:sz w:val="21"/>
+              </w:rPr>
+              <w:t>济贫院</w:t>
+            </w:r>
+            <w:r>
+              <w:rPr>
+                <w:rFonts w:ascii="Calibri" w:hAnsi="Calibri" w:eastAsia="微软雅黑"/>
+                <w:b w:val="0"/>
+                <w:color w:val="AAC4B6"/>
+                <w:sz w:val="21"/>
+              </w:rPr>
+              <w:t>（收容贫民的机构）里，</w:t>
             </w:r>
           </w:p>
         </w:tc>
@@ -4285,7 +4334,7 @@
               <w:rPr>
                 <w:rFonts w:ascii="Calibri" w:hAnsi="Calibri" w:eastAsia="微软雅黑"/>
                 <w:b/>
-                <w:color w:val="C4B5FD"/>
+                <w:color w:val="FB923C"/>
                 <w:sz w:val="21"/>
               </w:rPr>
               <w:t>被收容者</w:t>
@@ -4321,7 +4370,7 @@
               <w:rPr>
                 <w:rFonts w:ascii="Calibri" w:hAnsi="Calibri" w:eastAsia="微软雅黑"/>
                 <w:b/>
-                <w:color w:val="BEF264"/>
+                <w:color w:val="C4B5FD"/>
                 <w:sz w:val="21"/>
               </w:rPr>
               <w:t>区区</w:t>
@@ -4430,7 +4479,7 @@
               <w:rPr>
                 <w:rFonts w:ascii="Calibri" w:hAnsi="Calibri" w:eastAsia="微软雅黑"/>
                 <w:b/>
-                <w:color w:val="FB923C"/>
+                <w:color w:val="5EEAD4"/>
                 <w:sz w:val="26"/>
               </w:rPr>
               <w:t>allowance</w:t>
@@ -4510,7 +4559,7 @@
               <w:rPr>
                 <w:rFonts w:ascii="Calibri" w:hAnsi="Calibri" w:eastAsia="微软雅黑"/>
                 <w:b/>
-                <w:color w:val="FB923C"/>
+                <w:color w:val="5EEAD4"/>
                 <w:sz w:val="21"/>
               </w:rPr>
               <w:t>津贴</w:t>
@@ -4531,7 +4580,7 @@
               <w:rPr>
                 <w:rFonts w:ascii="Calibri" w:hAnsi="Calibri" w:eastAsia="微软雅黑"/>
                 <w:b/>
-                <w:color w:val="FB923C"/>
+                <w:color w:val="5EEAD4"/>
                 <w:sz w:val="21"/>
               </w:rPr>
               <w:t>（免费的啤酒补贴）</w:t>
@@ -4704,7 +4753,7 @@
               <w:rPr>
                 <w:rFonts w:ascii="Calibri" w:hAnsi="Calibri" w:eastAsia="微软雅黑"/>
                 <w:b/>
-                <w:color w:val="5EEAD4"/>
+                <w:color w:val="FCA5A5"/>
                 <w:sz w:val="26"/>
               </w:rPr>
               <w:t>Conversely</w:t>
@@ -4742,7 +4791,7 @@
               <w:rPr>
                 <w:rFonts w:ascii="Calibri" w:hAnsi="Calibri" w:eastAsia="微软雅黑"/>
                 <w:b/>
-                <w:color w:val="FCA5A5"/>
+                <w:color w:val="FBBF24"/>
                 <w:sz w:val="26"/>
               </w:rPr>
               <w:t>widow</w:t>
@@ -4771,7 +4820,7 @@
               <w:rPr>
                 <w:rFonts w:ascii="Calibri" w:hAnsi="Calibri" w:eastAsia="微软雅黑"/>
                 <w:b/>
-                <w:color w:val="FBBF24"/>
+                <w:color w:val="38BDF8"/>
                 <w:sz w:val="26"/>
               </w:rPr>
               <w:t>set foot in</w:t>
@@ -4802,7 +4851,7 @@
               <w:rPr>
                 <w:rFonts w:ascii="Calibri" w:hAnsi="Calibri" w:eastAsia="微软雅黑"/>
                 <w:b/>
-                <w:color w:val="5EEAD4"/>
+                <w:color w:val="FCA5A5"/>
                 <w:sz w:val="21"/>
               </w:rPr>
               <w:t>反过来</w:t>
@@ -4849,7 +4898,7 @@
               <w:rPr>
                 <w:rFonts w:ascii="Calibri" w:hAnsi="Calibri" w:eastAsia="微软雅黑"/>
                 <w:b/>
-                <w:color w:val="FCA5A5"/>
+                <w:color w:val="FBBF24"/>
                 <w:sz w:val="21"/>
               </w:rPr>
               <w:t>寡妇</w:t>
@@ -4887,7 +4936,7 @@
               <w:rPr>
                 <w:rFonts w:ascii="Calibri" w:hAnsi="Calibri" w:eastAsia="微软雅黑"/>
                 <w:b/>
-                <w:color w:val="FBBF24"/>
+                <w:color w:val="38BDF8"/>
                 <w:sz w:val="21"/>
               </w:rPr>
               <w:t>踏进过</w:t>
@@ -4967,7 +5016,7 @@
               <w:rPr>
                 <w:rFonts w:ascii="Calibri" w:hAnsi="Calibri" w:eastAsia="微软雅黑"/>
                 <w:b/>
-                <w:color w:val="38BDF8"/>
+                <w:color w:val="F472B6"/>
                 <w:sz w:val="26"/>
               </w:rPr>
               <w:t>carted</w:t>
@@ -5036,7 +5085,7 @@
               <w:rPr>
                 <w:rFonts w:ascii="Calibri" w:hAnsi="Calibri" w:eastAsia="微软雅黑"/>
                 <w:b/>
-                <w:color w:val="38BDF8"/>
+                <w:color w:val="F472B6"/>
                 <w:sz w:val="21"/>
               </w:rPr>
               <w:t>用车运来</w:t>
@@ -5135,7 +5184,7 @@
               <w:rPr>
                 <w:rFonts w:ascii="Calibri" w:hAnsi="Calibri" w:eastAsia="微软雅黑"/>
                 <w:b/>
-                <w:color w:val="F472B6"/>
+                <w:color w:val="BEF264"/>
                 <w:sz w:val="26"/>
               </w:rPr>
               <w:t>niece</w:t>
@@ -5204,7 +5253,7 @@
               <w:rPr>
                 <w:rFonts w:ascii="Calibri" w:hAnsi="Calibri" w:eastAsia="微软雅黑"/>
                 <w:b/>
-                <w:color w:val="F472B6"/>
+                <w:color w:val="BEF264"/>
                 <w:sz w:val="21"/>
               </w:rPr>
               <w:t>侄女</w:t>
@@ -5303,8 +5352,8 @@
             <w:r>
               <w:rPr>
                 <w:rFonts w:ascii="Calibri" w:hAnsi="Calibri" w:eastAsia="微软雅黑"/>
-                <w:b w:val="0"/>
-                <w:color w:val="F0F7F2"/>
+                <w:b/>
+                <w:color w:val="C4B5FD"/>
                 <w:sz w:val="26"/>
               </w:rPr>
               <w:t>then</w:t>
@@ -5365,11 +5414,11 @@
             <w:r>
               <w:rPr>
                 <w:rFonts w:ascii="Calibri" w:hAnsi="Calibri" w:eastAsia="微软雅黑"/>
-                <w:b w:val="0"/>
-                <w:color w:val="AAC4B6"/>
+                <w:b/>
+                <w:color w:val="C4B5FD"/>
                 <w:sz w:val="21"/>
               </w:rPr>
-              <w:t>当时</w:t>
+              <w:t>那时</w:t>
             </w:r>
           </w:p>
         </w:tc>
@@ -5465,7 +5514,7 @@
               <w:rPr>
                 <w:rFonts w:ascii="Calibri" w:hAnsi="Calibri" w:eastAsia="微软雅黑"/>
                 <w:b/>
-                <w:color w:val="BEF264"/>
+                <w:color w:val="FB923C"/>
                 <w:sz w:val="26"/>
               </w:rPr>
               <w:t>inquiry</w:t>
@@ -5485,19 +5534,10 @@
               <w:rPr>
                 <w:rFonts w:ascii="Calibri" w:hAnsi="Calibri" w:eastAsia="微软雅黑"/>
                 <w:b/>
-                <w:color w:val="C4B5FD"/>
+                <w:color w:val="5EEAD4"/>
                 <w:sz w:val="26"/>
               </w:rPr>
-              <w:t>declined</w:t>
-            </w:r>
-            <w:r>
-              <w:rPr>
-                <w:rFonts w:ascii="Calibri" w:hAnsi="Calibri" w:eastAsia="微软雅黑"/>
-                <w:b w:val="0"/>
-                <w:color w:val="F0F7F2"/>
-                <w:sz w:val="26"/>
-              </w:rPr>
-              <w:t xml:space="preserve"> to</w:t>
+              <w:t>declined to</w:t>
             </w:r>
           </w:p>
         </w:tc>
@@ -5514,7 +5554,7 @@
               <w:rPr>
                 <w:rFonts w:ascii="Calibri" w:hAnsi="Calibri" w:eastAsia="微软雅黑"/>
                 <w:b/>
-                <w:color w:val="FB923C"/>
+                <w:color w:val="FCA5A5"/>
                 <w:sz w:val="26"/>
               </w:rPr>
               <w:t>condemn</w:t>
@@ -5583,7 +5623,7 @@
               <w:rPr>
                 <w:rFonts w:ascii="Calibri" w:hAnsi="Calibri" w:eastAsia="微软雅黑"/>
                 <w:b/>
-                <w:color w:val="BEF264"/>
+                <w:color w:val="FB923C"/>
                 <w:sz w:val="21"/>
               </w:rPr>
               <w:t>调查委员会</w:t>
@@ -5595,7 +5635,7 @@
               <w:rPr>
                 <w:rFonts w:ascii="Calibri" w:hAnsi="Calibri" w:eastAsia="微软雅黑"/>
                 <w:b/>
-                <w:color w:val="BEF264"/>
+                <w:color w:val="FB923C"/>
                 <w:sz w:val="21"/>
               </w:rPr>
               <w:t>（官方调查程序；被任命进行调查的委员会）</w:t>
@@ -5615,10 +5655,22 @@
               <w:rPr>
                 <w:rFonts w:ascii="Calibri" w:hAnsi="Calibri" w:eastAsia="微软雅黑"/>
                 <w:b/>
-                <w:color w:val="C4B5FD"/>
+                <w:color w:val="5EEAD4"/>
                 <w:sz w:val="21"/>
               </w:rPr>
-              <w:t>不肯</w:t>
+              <w:t>拒绝</w:t>
+            </w:r>
+            <w:r>
+              <w:br/>
+            </w:r>
+            <w:r>
+              <w:rPr>
+                <w:rFonts w:ascii="Calibri" w:hAnsi="Calibri" w:eastAsia="微软雅黑"/>
+                <w:b/>
+                <w:color w:val="5EEAD4"/>
+                <w:sz w:val="21"/>
+              </w:rPr>
+              <w:t>（谢绝；婉言拒绝（觉得方式比较体面，礼貌））</w:t>
             </w:r>
           </w:p>
         </w:tc>
@@ -5653,7 +5705,7 @@
               <w:rPr>
                 <w:rFonts w:ascii="Calibri" w:hAnsi="Calibri" w:eastAsia="微软雅黑"/>
                 <w:b/>
-                <w:color w:val="FB923C"/>
+                <w:color w:val="FCA5A5"/>
                 <w:sz w:val="21"/>
               </w:rPr>
               <w:t>定罪</w:t>
@@ -5706,7 +5758,7 @@
               <w:rPr>
                 <w:rFonts w:ascii="Calibri" w:hAnsi="Calibri" w:eastAsia="微软雅黑"/>
                 <w:b/>
-                <w:color w:val="5EEAD4"/>
+                <w:color w:val="FBBF24"/>
                 <w:sz w:val="26"/>
               </w:rPr>
               <w:t>contending</w:t>
@@ -5766,7 +5818,7 @@
               <w:rPr>
                 <w:rFonts w:ascii="Calibri" w:hAnsi="Calibri" w:eastAsia="微软雅黑"/>
                 <w:b/>
-                <w:color w:val="FCA5A5"/>
+                <w:color w:val="38BDF8"/>
                 <w:sz w:val="26"/>
               </w:rPr>
               <w:t>absorbed</w:t>
@@ -5784,7 +5836,7 @@
               <w:rPr>
                 <w:rFonts w:ascii="Calibri" w:hAnsi="Calibri" w:eastAsia="微软雅黑"/>
                 <w:b/>
-                <w:color w:val="FBBF24"/>
+                <w:color w:val="F472B6"/>
                 <w:sz w:val="26"/>
               </w:rPr>
               <w:t>airborne</w:t>
@@ -5815,7 +5867,7 @@
               <w:rPr>
                 <w:rFonts w:ascii="Calibri" w:hAnsi="Calibri" w:eastAsia="微软雅黑"/>
                 <w:b/>
-                <w:color w:val="5EEAD4"/>
+                <w:color w:val="FBBF24"/>
                 <w:sz w:val="21"/>
               </w:rPr>
               <w:t>坚称</w:t>
@@ -5875,7 +5927,7 @@
               <w:rPr>
                 <w:rFonts w:ascii="Calibri" w:hAnsi="Calibri" w:eastAsia="微软雅黑"/>
                 <w:b/>
-                <w:color w:val="FCA5A5"/>
+                <w:color w:val="38BDF8"/>
                 <w:sz w:val="21"/>
               </w:rPr>
               <w:t>吸收了</w:t>
@@ -5893,7 +5945,7 @@
               <w:rPr>
                 <w:rFonts w:ascii="Calibri" w:hAnsi="Calibri" w:eastAsia="微软雅黑"/>
                 <w:b/>
-                <w:color w:val="FBBF24"/>
+                <w:color w:val="F472B6"/>
                 <w:sz w:val="21"/>
               </w:rPr>
               <w:t>经空气传播的</w:t>
@@ -5972,7 +6024,7 @@
               <w:rPr>
                 <w:rFonts w:ascii="Calibri" w:hAnsi="Calibri" w:eastAsia="微软雅黑"/>
                 <w:b/>
-                <w:color w:val="38BDF8"/>
+                <w:color w:val="BEF264"/>
                 <w:sz w:val="26"/>
               </w:rPr>
               <w:t>Meanwhile</w:t>
@@ -6010,7 +6062,7 @@
               <w:rPr>
                 <w:rFonts w:ascii="Calibri" w:hAnsi="Calibri" w:eastAsia="微软雅黑"/>
                 <w:b/>
-                <w:color w:val="F472B6"/>
+                <w:color w:val="C4B5FD"/>
                 <w:sz w:val="26"/>
               </w:rPr>
               <w:t>sceptical</w:t>
@@ -6041,7 +6093,7 @@
               <w:rPr>
                 <w:rFonts w:ascii="Calibri" w:hAnsi="Calibri" w:eastAsia="微软雅黑"/>
                 <w:b/>
-                <w:color w:val="38BDF8"/>
+                <w:color w:val="BEF264"/>
                 <w:sz w:val="21"/>
               </w:rPr>
               <w:t>与此同时</w:t>
@@ -6070,7 +6122,7 @@
               <w:rPr>
                 <w:rFonts w:ascii="Calibri" w:hAnsi="Calibri" w:eastAsia="微软雅黑"/>
                 <w:b/>
-                <w:color w:val="F472B6"/>
+                <w:color w:val="C4B5FD"/>
                 <w:sz w:val="21"/>
               </w:rPr>
               <w:t>心存怀疑的</w:t>
@@ -6152,7 +6204,7 @@
               <w:rPr>
                 <w:rFonts w:ascii="Calibri" w:hAnsi="Calibri" w:eastAsia="微软雅黑"/>
                 <w:b/>
-                <w:color w:val="BEF264"/>
+                <w:color w:val="FB923C"/>
                 <w:sz w:val="26"/>
               </w:rPr>
               <w:t>set out to</w:t>
@@ -6172,7 +6224,7 @@
               <w:rPr>
                 <w:rFonts w:ascii="Calibri" w:hAnsi="Calibri" w:eastAsia="微软雅黑"/>
                 <w:b/>
-                <w:color w:val="C4B5FD"/>
+                <w:color w:val="5EEAD4"/>
                 <w:sz w:val="26"/>
               </w:rPr>
               <w:t>refute</w:t>
@@ -6243,7 +6295,7 @@
               <w:rPr>
                 <w:rFonts w:ascii="Calibri" w:hAnsi="Calibri" w:eastAsia="微软雅黑"/>
                 <w:b/>
-                <w:color w:val="BEF264"/>
+                <w:color w:val="FB923C"/>
                 <w:sz w:val="21"/>
               </w:rPr>
               <w:t>一心想</w:t>
@@ -6263,7 +6315,7 @@
               <w:rPr>
                 <w:rFonts w:ascii="Calibri" w:hAnsi="Calibri" w:eastAsia="微软雅黑"/>
                 <w:b/>
-                <w:color w:val="C4B5FD"/>
+                <w:color w:val="5EEAD4"/>
                 <w:sz w:val="21"/>
               </w:rPr>
               <w:t>驳倒</w:t>
@@ -6372,7 +6424,7 @@
               <w:rPr>
                 <w:rFonts w:ascii="Calibri" w:hAnsi="Calibri" w:eastAsia="微软雅黑"/>
                 <w:b/>
-                <w:color w:val="FB923C"/>
+                <w:color w:val="FCA5A5"/>
                 <w:sz w:val="26"/>
               </w:rPr>
               <w:t>succumb to</w:t>
@@ -6423,7 +6475,7 @@
               <w:rPr>
                 <w:rFonts w:ascii="Calibri" w:hAnsi="Calibri" w:eastAsia="微软雅黑"/>
                 <w:b/>
-                <w:color w:val="FB923C"/>
+                <w:color w:val="FCA5A5"/>
                 <w:sz w:val="21"/>
               </w:rPr>
               <w:t>死于</w:t>
@@ -6482,7 +6534,7 @@
               <w:rPr>
                 <w:rFonts w:ascii="Calibri" w:hAnsi="Calibri" w:eastAsia="微软雅黑"/>
                 <w:b/>
-                <w:color w:val="5EEAD4"/>
+                <w:color w:val="FBBF24"/>
                 <w:sz w:val="26"/>
               </w:rPr>
               <w:t>vindicating</w:t>
@@ -6531,7 +6583,7 @@
               <w:rPr>
                 <w:rFonts w:ascii="Calibri" w:hAnsi="Calibri" w:eastAsia="微软雅黑"/>
                 <w:b/>
-                <w:color w:val="5EEAD4"/>
+                <w:color w:val="FBBF24"/>
                 <w:sz w:val="21"/>
               </w:rPr>
               <w:t>证明了</w:t>
@@ -6567,7 +6619,7 @@
               <w:rPr>
                 <w:rFonts w:ascii="Calibri" w:hAnsi="Calibri" w:eastAsia="微软雅黑"/>
                 <w:b/>
-                <w:color w:val="5EEAD4"/>
+                <w:color w:val="FBBF24"/>
                 <w:sz w:val="21"/>
               </w:rPr>
               <w:t>正确的</w:t>

--- a/视频/对照文本/08-文本.docx
+++ b/视频/对照文本/08-文本.docx
@@ -5670,7 +5670,7 @@
                 <w:color w:val="5EEAD4"/>
                 <w:sz w:val="21"/>
               </w:rPr>
-              <w:t>（谢绝；婉言拒绝（觉得方式比较体面，礼貌））</w:t>
+              <w:t>（谢绝；婉言拒绝（方式比较体面，礼貌））</w:t>
             </w:r>
           </w:p>
         </w:tc>
@@ -6299,6 +6299,30 @@
                 <w:sz w:val="21"/>
               </w:rPr>
               <w:t>一心想</w:t>
+            </w:r>
+            <w:r>
+              <w:br/>
+            </w:r>
+            <w:r>
+              <w:rPr>
+                <w:rFonts w:ascii="Calibri" w:hAnsi="Calibri" w:eastAsia="微软雅黑"/>
+                <w:b/>
+                <w:color w:val="FB923C"/>
+                <w:sz w:val="21"/>
+              </w:rPr>
+              <w:t>（带着明确的目标开始做某事，</w:t>
+            </w:r>
+            <w:r>
+              <w:br/>
+            </w:r>
+            <w:r>
+              <w:rPr>
+                <w:rFonts w:ascii="Calibri" w:hAnsi="Calibri" w:eastAsia="微软雅黑"/>
+                <w:b/>
+                <w:color w:val="FB923C"/>
+                <w:sz w:val="21"/>
+              </w:rPr>
+              <w:t>或者下定决心要去完成某事）</w:t>
             </w:r>
           </w:p>
         </w:tc>
